--- a/downloads/resources/faculty-implementation-guide.docx
+++ b/downloads/resources/faculty-implementation-guide.docx
@@ -55,6 +55,10 @@
         <w:spacing w:after="80"/>
       </w:pPr>
       <w:r>
+        <w:rPr>
+          <w:color w:val="000000"/>
+          <w:u w:val="none"/>
+        </w:rPr>
         <w:t>Faculty Implementation Guide</w:t>
       </w:r>
     </w:p>
@@ -1317,15 +1321,7 @@
         <w:ind w:left="360" w:hanging="173"/>
       </w:pPr>
       <w:r>
-        <w:rPr>
-          <w:rFonts w:ascii="Aptos" w:hAnsi="Aptos"/>
-          <w:color w:val="0A172A"/>
-          <w:sz w:val="21"/>
-        </w:rPr>
-        <w:t>Progress and run data stay in the learner’s browser and are not automatically transmitted to a Mastery Quests server.</w:t>
-      </w:r>
-      <w:r>
-        <w:t xml:space="preserve"> Separate classroom research builds may collect anonymous measurements; use their course or study notice instead of assuming the public workflow.</w:t>
+        <w:t>Public polished games and the free manual template keep progress and activity data in the browser. Remote anonymous telemetry is OFF by default. The Composer offers an explicit optional operational telemetry build; operational telemetry is not research by default. Application telemetry does not intentionally include names, email addresses, LMS account identifiers, university identifiers or free-text responses. Learners choose whether to share local downloads through the course workflow.</w:t>
       </w:r>
     </w:p>
     <w:p>
@@ -1627,7 +1623,7 @@
     </w:p>
     <w:p>
       <w:r>
-        <w:t>Current online guidance: https://masteryquests.org/how-to/composer/ | Learning outcomes: https://masteryquests.org/how-to/learning-outcomes/ | Data interpretation: https://masteryquests.org/how-to/telemetry-data-dictionary/</w:t>
+        <w:t>Current guidance: https://masteryquests.org/how-to/composer/ | Learning outcomes: https://masteryquests.org/how-to/learning-outcomes/ | Manual authoring and validation: https://masteryquests.org/downloads/resources/manual-faculty-guide.html</w:t>
       </w:r>
     </w:p>
     <w:sectPr>
@@ -2394,16 +2390,13 @@
     <w:qFormat/>
     <w:rsid w:val="00FC693F"/>
     <w:pPr>
-      <w:pBdr>
-        <w:bottom w:val="single" w:sz="8" w:space="4" w:color="4F81BD" w:themeColor="accent1"/>
-      </w:pBdr>
       <w:spacing w:after="300" w:line="240" w:lineRule="auto"/>
       <w:contextualSpacing/>
     </w:pPr>
     <w:rPr>
       <w:rFonts w:asciiTheme="majorHAnsi" w:eastAsiaTheme="majorEastAsia" w:hAnsiTheme="majorHAnsi" w:cstheme="majorBidi" w:ascii="Aptos" w:hAnsi="Aptos"/>
       <w:b/>
-      <w:color w:val="062454"/>
+      <w:color w:val="000000"/>
       <w:spacing w:val="5"/>
       <w:kern w:val="28"/>
       <w:sz w:val="54"/>

--- a/downloads/resources/faculty-implementation-guide.docx
+++ b/downloads/resources/faculty-implementation-guide.docx
@@ -187,7 +187,7 @@
     </w:p>
     <w:p>
       <w:r>
-        <w:t>Use the Faculty Build Composer to select a course area and content. Appearance themes and optional custom images are validated and embedded, so faculty do not edit image paths or source code.</w:t>
+        <w:t>Choose content, modes, and artwork in the Composer. Images are embedded without editing source code.</w:t>
       </w:r>
     </w:p>
     <w:tbl>
@@ -216,6 +216,7 @@
           </w:tcPr>
           <w:p>
             <w:pPr>
+              <w:spacing w:after="0"/>
               <w:jc w:val="center"/>
             </w:pPr>
             <w:r>
@@ -239,10 +240,18 @@
             </w:tcBorders>
           </w:tcPr>
           <w:p>
+            <w:pPr>
+              <w:spacing w:after="0"/>
+            </w:pPr>
             <w:r>
+              <w:rPr>
+                <w:b/>
+              </w:rPr>
               <w:t>Concepts and scope</w:t>
+            </w:r>
+            <w:r>
               <w:br/>
-              <w:t>Choose an area and concepts. Open Learning outcomes: Standard gives normal coverage, Brief essentials, and Full all outcomes. Checkboxes create Custom coverage. Single-outcome presets coincide.</w:t>
+              <w:t>Choose concepts. Learning outcomes: Brief essentials, Standard normal coverage, Full all outcomes. Edited checkboxes create Custom coverage. Single-outcome presets coincide.</w:t>
             </w:r>
           </w:p>
         </w:tc>
@@ -262,6 +271,7 @@
           </w:tcPr>
           <w:p>
             <w:pPr>
+              <w:spacing w:after="0"/>
               <w:jc w:val="center"/>
             </w:pPr>
             <w:r>
@@ -286,27 +296,17 @@
           </w:tcPr>
           <w:p>
             <w:pPr>
-              <w:spacing w:after="80"/>
+              <w:spacing w:after="0"/>
             </w:pPr>
             <w:r>
               <w:rPr>
-                <w:rFonts w:ascii="Aptos" w:hAnsi="Aptos"/>
                 <w:b/>
-                <w:color w:val="062454"/>
-                <w:sz w:val="22"/>
               </w:rPr>
               <w:t>Game details</w:t>
             </w:r>
             <w:r>
               <w:br/>
-            </w:r>
-            <w:r>
-              <w:rPr>
-                <w:rFonts w:ascii="Aptos" w:hAnsi="Aptos"/>
-                <w:color w:val="0A172A"/>
-                <w:sz w:val="20"/>
-              </w:rPr>
-              <w:t>Name the activity and file.</w:t>
+              <w:t>Name the activity and file. For another assignment, choose Start a different game.</w:t>
             </w:r>
           </w:p>
         </w:tc>
@@ -326,6 +326,7 @@
           </w:tcPr>
           <w:p>
             <w:pPr>
+              <w:spacing w:after="0"/>
               <w:jc w:val="center"/>
             </w:pPr>
             <w:r>
@@ -349,6 +350,9 @@
             </w:tcBorders>
           </w:tcPr>
           <w:p>
+            <w:pPr>
+              <w:spacing w:after="0"/>
+            </w:pPr>
             <w:r>
               <w:t>Modes</w:t>
               <w:br/>
@@ -372,6 +376,7 @@
           </w:tcPr>
           <w:p>
             <w:pPr>
+              <w:spacing w:after="0"/>
               <w:jc w:val="center"/>
             </w:pPr>
             <w:r>
@@ -396,7 +401,7 @@
           </w:tcPr>
           <w:p>
             <w:pPr>
-              <w:spacing w:after="80"/>
+              <w:spacing w:after="0"/>
             </w:pPr>
             <w:r>
               <w:rPr>
@@ -436,6 +441,7 @@
           </w:tcPr>
           <w:p>
             <w:pPr>
+              <w:spacing w:after="0"/>
               <w:jc w:val="center"/>
             </w:pPr>
             <w:r>
@@ -469,7 +475,7 @@
           </w:tcPr>
           <w:p>
             <w:pPr>
-              <w:spacing w:after="80"/>
+              <w:spacing w:after="0"/>
             </w:pPr>
             <w:r>
               <w:rPr>
@@ -501,6 +507,7 @@
           </w:tcPr>
           <w:p>
             <w:pPr>
+              <w:spacing w:after="0"/>
               <w:jc w:val="center"/>
             </w:pPr>
             <w:r>
@@ -534,7 +541,7 @@
           </w:tcPr>
           <w:p>
             <w:pPr>
-              <w:spacing w:after="80"/>
+              <w:spacing w:after="0"/>
             </w:pPr>
             <w:r>
               <w:rPr>
@@ -566,6 +573,7 @@
           </w:tcPr>
           <w:p>
             <w:pPr>
+              <w:spacing w:after="0"/>
               <w:jc w:val="center"/>
             </w:pPr>
             <w:r>
@@ -599,7 +607,7 @@
           </w:tcPr>
           <w:p>
             <w:pPr>
-              <w:spacing w:after="80"/>
+              <w:spacing w:after="0"/>
             </w:pPr>
             <w:r>
               <w:rPr>
@@ -609,9 +617,7 @@
             </w:r>
             <w:r>
               <w:br/>
-            </w:r>
-            <w:r>
-              <w:t>Download and archive the ZIP and composition recipe.</w:t>
+              <w:t>Download and archive the ZIP and recipe. Each download receives a new Build ID.</w:t>
             </w:r>
           </w:p>
         </w:tc>
@@ -625,6 +631,7 @@
     <w:p>
       <w:pPr>
         <w:pStyle w:val="Heading2"/>
+        <w:pageBreakBefore/>
       </w:pPr>
       <w:r>
         <w:t>Mode choice at a glance</w:t>
@@ -940,7 +947,7 @@
           </w:tcPr>
           <w:p>
             <w:r>
-              <w:t>Composer output: The generated HTML embeds runtime logic, graph images, selected official or custom artwork, and build-specific Concept Review routing. Publish the game HTML by itself; no separate visual-asset folder is required. Review PDFs remain in the Mastery Quests web library. Keep the recipe, composition manifest, and README as faculty build records.</w:t>
+              <w:t>Composer output: Upload the supplied index.html launcher and unique game-mqb-….html together without renaming them. The game embeds runtime logic, questions, graphs, and artwork. Concept Review PDFs remain in the web library. Keep the recipe, manifest, publish.html, and README for faculty use.</w:t>
             </w:r>
           </w:p>
         </w:tc>
@@ -1005,23 +1012,13 @@
             </w:pPr>
             <w:r>
               <w:rPr>
-                <w:rFonts w:ascii="Aptos" w:hAnsi="Aptos"/>
                 <w:b/>
-                <w:color w:val="062454"/>
-                <w:sz w:val="22"/>
               </w:rPr>
-              <w:t>Rename the game index.html</w:t>
+              <w:t>Keep the package filenames</w:t>
             </w:r>
             <w:r>
               <w:br/>
-            </w:r>
-            <w:r>
-              <w:rPr>
-                <w:rFonts w:ascii="Aptos" w:hAnsi="Aptos"/>
-                <w:color w:val="0A172A"/>
-                <w:sz w:val="20"/>
-              </w:rPr>
-              <w:t>Optional, but recommended for a clean site root URL.</w:t>
+              <w:t>Extract the ZIP. Keep index.html and the unique game-mqb-….html unchanged.</w:t>
             </w:r>
           </w:p>
         </w:tc>
@@ -1065,9 +1062,14 @@
           </w:tcPr>
           <w:p>
             <w:r>
-              <w:t>Upload the game HTML</w:t>
+              <w:rPr>
+                <w:b/>
+              </w:rPr>
+              <w:t>Upload the launcher and game</w:t>
+            </w:r>
+            <w:r>
               <w:br/>
-              <w:t>Publish index.html at the site root or chosen game path. No sibling Concept Review folder is required.</w:t>
+              <w:t>Place both files in the same published folder. Preserve older game files while earlier assignments use them.</w:t>
             </w:r>
           </w:p>
         </w:tc>
@@ -1179,23 +1181,13 @@
             </w:pPr>
             <w:r>
               <w:rPr>
-                <w:rFonts w:ascii="Aptos" w:hAnsi="Aptos"/>
                 <w:b/>
-                <w:color w:val="062454"/>
-                <w:sz w:val="22"/>
               </w:rPr>
-              <w:t>Test the public URL</w:t>
+              <w:t>Verify the build after deployment</w:t>
             </w:r>
             <w:r>
               <w:br/>
-            </w:r>
-            <w:r>
-              <w:rPr>
-                <w:rFonts w:ascii="Aptos" w:hAnsi="Aptos"/>
-                <w:color w:val="0A172A"/>
-                <w:sz w:val="20"/>
-              </w:rPr>
-              <w:t>Use a private window so you are testing the published file, not a local cache or editor preview.</w:t>
+              <w:t>Enter the public folder URL in Generate or publish.html. Open its Versioned game URL and compare Game build information with the manifest.</w:t>
             </w:r>
           </w:p>
         </w:tc>
@@ -1217,17 +1209,12 @@
     </w:p>
     <w:p>
       <w:r>
-        <w:t>The public HTTPS URL is the game. Add it to your LMS as an external link, or embed it if your LMS and institution permit external iframe content. There is no second game-wrapper file required.</w:t>
+        <w:t>After downloading the ZIP, enter the public folder URL in Generate or open publish.html from the extracted package. For example, https://wjbyrd.github.io/test/ identifies the folder. The helper produces the versioned link for that exact build.</w:t>
       </w:r>
     </w:p>
     <w:p>
       <w:r>
-        <w:rPr>
-          <w:rFonts w:ascii="Consolas" w:hAnsi="Consolas"/>
-          <w:color w:val="0A172A"/>
-          <w:sz w:val="17"/>
-        </w:rPr>
-        <w:t>&lt;iframe title="Mastery Quest game" src="https://YOURUSERNAME.github.io/YOUR-REPO/" width="100%" height="900" style="border:0;" allowfullscreen&gt;&lt;/iframe&gt;</w:t>
+        <w:t>Choose Copy Canvas embed HTML and paste the complete code into the Canvas page's HTML editor. Use the separate Versioned game URL for an external link. The helper supplies the actual Build ID; faculty do not construct version parameters.</w:t>
       </w:r>
     </w:p>
     <w:p>
@@ -1237,12 +1224,7 @@
         <w:ind w:left="360" w:hanging="173"/>
       </w:pPr>
       <w:r>
-        <w:rPr>
-          <w:rFonts w:ascii="Aptos" w:hAnsi="Aptos"/>
-          <w:color w:val="0A172A"/>
-          <w:sz w:val="21"/>
-        </w:rPr>
-        <w:t>For a link, add the public URL using your LMS's normal link or module tool. For an embed, paste the iframe into the LMS HTML/source editor if one is available.</w:t>
+        <w:t>For an external link, use the generated Versioned game URL. For an embed, save the completed iframe in the LMS HTML/source editor.</w:t>
       </w:r>
     </w:p>
     <w:p>
@@ -1282,12 +1264,39 @@
         <w:ind w:left="360" w:hanging="173"/>
       </w:pPr>
       <w:r>
-        <w:rPr>
-          <w:rFonts w:ascii="Aptos" w:hAnsi="Aptos"/>
-          <w:color w:val="0A172A"/>
-          <w:sz w:val="21"/>
-        </w:rPr>
-        <w:t>If the LMS or institutional security settings block the iframe, use the same public HTTPS URL as an external course link instead.</w:t>
+        <w:t>If the LMS blocks the iframe, use the same versioned HTTPS game URL as an external course link.</w:t>
+      </w:r>
+    </w:p>
+    <w:p>
+      <w:pPr>
+        <w:pStyle w:val="Heading2"/>
+      </w:pPr>
+      <w:r>
+        <w:t>Update a game or publish another</w:t>
+      </w:r>
+    </w:p>
+    <w:p>
+      <w:pPr/>
+      <w:r>
+        <w:t>Update the same game: Import its saved composition recipe, edit, and generate a new package. The Game ID stays the same; the Build ID changes. Upload the new game file and launcher, wait for deployment, and verify the new versioned URL. Replace the Canvas iframe HTML or external course link. The Composer cannot update Canvas automatically.</w:t>
+      </w:r>
+    </w:p>
+    <w:p>
+      <w:pPr/>
+      <w:r>
+        <w:t>Publish a different game: Choose Start a different game in Game details. Use separate folders such as game-one/ and game-two/ to keep assignments available. Keep earlier game files while assignments still link to them; deleting a file breaks its existing link.</w:t>
+      </w:r>
+    </w:p>
+    <w:p>
+      <w:pPr/>
+      <w:r>
+        <w:t>Saved progress: Compatible saves can survive updates to the same game. Changed questions, graphs, or checkpoint routes use separate save slots and leave earlier saves intact. Keep the original game available for those saves. Legacy recipes receive a new Game ID, so retain the old game for its legacy progress.</w:t>
+      </w:r>
+    </w:p>
+    <w:p>
+      <w:pPr/>
+      <w:r>
+        <w:t>If an older game appears: Open the newest package's publish.html, enter the correct folder URL, and verify Game build information against the manifest. Replace the course link or embed. An unchanged iframe can still show an earlier build. Do not clear student browser storage to fix a publishing problem.</w:t>
       </w:r>
     </w:p>
     <w:p>
@@ -1373,7 +1382,7 @@
     <w:p>
       <w:pPr>
         <w:pStyle w:val="Heading1"/>
-        <w:pageBreakBefore/>
+        <w:pageBreakBefore w:val="0"/>
         <w:spacing w:before="120" w:after="60"/>
       </w:pPr>
       <w:r>
@@ -1468,12 +1477,7 @@
         <w:spacing w:after="20" w:before="0" w:line="240" w:lineRule="auto"/>
       </w:pPr>
       <w:r>
-        <w:rPr>
-          <w:rFonts w:ascii="Aptos" w:hAnsi="Aptos"/>
-          <w:color w:val="0A172A"/>
-          <w:sz w:val="18"/>
-        </w:rPr>
-        <w:t>☐  The public URL works in a private browser window.</w:t>
+        <w:t>☐  The generated Versioned game URL works and Game build information matches the manifest.</w:t>
       </w:r>
     </w:p>
     <w:p>
@@ -1552,12 +1556,13 @@
         <w:spacing w:after="20" w:before="0" w:line="240" w:lineRule="auto"/>
       </w:pPr>
       <w:r>
-        <w:rPr>
-          <w:rFonts w:ascii="Aptos" w:hAnsi="Aptos"/>
-          <w:color w:val="0A172A"/>
-          <w:sz w:val="18"/>
-        </w:rPr>
-        <w:t>☐  The LMS link or embed opens correctly in the learner/student view, when available.</w:t>
+        <w:t>☐  The latest generated Canvas embed or external link works in learner/student view.</w:t>
+      </w:r>
+    </w:p>
+    <w:p>
+      <w:pPr/>
+      <w:r>
+        <w:t>☐  Earlier game files remain available while assignments or saved sessions still depend on them.</w:t>
       </w:r>
     </w:p>
     <w:p>
@@ -1591,12 +1596,7 @@
         <w:spacing w:after="20" w:before="0" w:line="240" w:lineRule="auto"/>
       </w:pPr>
       <w:r>
-        <w:rPr>
-          <w:rFonts w:ascii="Aptos" w:hAnsi="Aptos"/>
-          <w:color w:val="0A172A"/>
-          <w:sz w:val="18"/>
-        </w:rPr>
-        <w:t>☐  A clean copy of the ZIP and composition recipe is archived.</w:t>
+        <w:t>☐  The ZIP, composition recipe, manifest, publish.html, and README are archived.</w:t>
       </w:r>
     </w:p>
     <w:p>
@@ -1623,7 +1623,7 @@
     </w:p>
     <w:p>
       <w:r>
-        <w:t>Current guidance: https://masteryquests.org/how-to/composer/ | Learning outcomes: https://masteryquests.org/how-to/learning-outcomes/ | Manual authoring and validation: https://masteryquests.org/downloads/resources/manual-faculty-guide.html</w:t>
+        <w:t>Current guidance: https://masteryquests.org/how-to/composer/ | Publishing and updates: https://masteryquests.org/how-to/canvas/ | Learning outcomes: https://masteryquests.org/how-to/learning-outcomes/</w:t>
       </w:r>
     </w:p>
     <w:sectPr>
